--- a/배차작업/배차생성/배차생성문의.docx
+++ b/배차작업/배차생성/배차생성문의.docx
@@ -5,9 +5,6 @@
     <w:p>
       <w:pPr>
         <w:ind w:left="400"/>
-        <w:rPr>
-          <w:rFonts w:hint="eastAsia"/>
-        </w:rPr>
       </w:pPr>
       <w:r>
         <w:rPr>
@@ -16,13 +13,7 @@
         <w:t>-----</w:t>
       </w:r>
       <w:r>
-        <w:t>화면</w:t>
-      </w:r>
-      <w:r>
-        <w:rPr>
-          <w:rFonts w:hint="eastAsia"/>
-        </w:rPr>
-        <w:t>설명</w:t>
+        <w:t>배차생성화면</w:t>
       </w:r>
       <w:r>
         <w:rPr>
@@ -87,15 +78,24 @@
     <w:p>
       <w:pPr>
         <w:ind w:left="400"/>
-        <w:rPr>
-          <w:rFonts w:hint="eastAsia"/>
-        </w:rPr>
-      </w:pPr>
-      <w:r>
-        <w:rPr>
-          <w:rFonts w:hint="eastAsia"/>
-        </w:rPr>
-        <w:t>---</w:t>
+      </w:pPr>
+      <w:r>
+        <w:rPr>
+          <w:rFonts w:hint="eastAsia"/>
+        </w:rPr>
+        <w:t>-</w:t>
+      </w:r>
+      <w:r>
+        <w:rPr>
+          <w:rFonts w:hint="eastAsia"/>
+        </w:rPr>
+        <w:t>1</w:t>
+      </w:r>
+      <w:r>
+        <w:rPr>
+          <w:rFonts w:hint="eastAsia"/>
+        </w:rPr>
+        <w:t>-</w:t>
       </w:r>
       <w:r>
         <w:t>각</w:t>
@@ -110,9 +110,6 @@
     <w:p>
       <w:pPr>
         <w:ind w:left="400"/>
-        <w:rPr>
-          <w:rFonts w:hint="eastAsia"/>
-        </w:rPr>
       </w:pPr>
       <w:r>
         <w:rPr>
@@ -124,9 +121,6 @@
     <w:p>
       <w:pPr>
         <w:ind w:left="400"/>
-        <w:rPr>
-          <w:rFonts w:hint="eastAsia"/>
-        </w:rPr>
       </w:pPr>
       <w:proofErr w:type="spellStart"/>
       <w:r>
@@ -143,9 +137,6 @@
     <w:p>
       <w:pPr>
         <w:ind w:left="400"/>
-        <w:rPr>
-          <w:rFonts w:hint="eastAsia"/>
-        </w:rPr>
       </w:pPr>
       <w:r>
         <w:t>순번방향</w:t>
@@ -160,9 +151,6 @@
     <w:p>
       <w:pPr>
         <w:ind w:left="400"/>
-        <w:rPr>
-          <w:rFonts w:hint="eastAsia"/>
-        </w:rPr>
       </w:pPr>
       <w:r>
         <w:t>순번스텝</w:t>
@@ -177,9 +165,6 @@
     <w:p>
       <w:pPr>
         <w:ind w:left="400"/>
-        <w:rPr>
-          <w:rFonts w:hint="eastAsia"/>
-        </w:rPr>
       </w:pPr>
       <w:r>
         <w:t>예비자동배차</w:t>
@@ -194,10 +179,160 @@
     <w:p>
       <w:pPr>
         <w:ind w:left="400"/>
-        <w:rPr>
-          <w:rFonts w:hint="eastAsia"/>
-        </w:rPr>
-      </w:pPr>
+      </w:pPr>
+    </w:p>
+    <w:p>
+      <w:pPr>
+        <w:ind w:left="400"/>
+      </w:pPr>
+      <w:r>
+        <w:rPr>
+          <w:rFonts w:hint="eastAsia"/>
+        </w:rPr>
+        <w:t>-2-연차/육아기/음주벌칙</w:t>
+      </w:r>
+      <w:r>
+        <w:rPr>
+          <w:rFonts w:hint="eastAsia"/>
+        </w:rPr>
+        <w:t>기</w:t>
+      </w:r>
+      <w:r>
+        <w:rPr>
+          <w:rFonts w:hint="eastAsia"/>
+        </w:rPr>
+        <w:t>간</w:t>
+      </w:r>
+      <w:r>
+        <w:t>…</w:t>
+      </w:r>
+      <w:r>
+        <w:rPr>
+          <w:rFonts w:hint="eastAsia"/>
+        </w:rPr>
+        <w:t xml:space="preserve"> </w:t>
+      </w:r>
+      <w:r>
+        <w:rPr>
+          <w:rFonts w:hint="eastAsia"/>
+        </w:rPr>
+        <w:t xml:space="preserve">등 </w:t>
+      </w:r>
+      <w:r>
+        <w:rPr>
+          <w:rFonts w:hint="eastAsia"/>
+        </w:rPr>
+        <w:t>관련되어 어떻게 시스템이 동작하는가?</w:t>
+      </w:r>
+    </w:p>
+    <w:p>
+      <w:pPr>
+        <w:ind w:left="400"/>
+      </w:pPr>
+    </w:p>
+    <w:p>
+      <w:pPr>
+        <w:ind w:left="400"/>
+      </w:pPr>
+    </w:p>
+    <w:p>
+      <w:pPr>
+        <w:ind w:left="400"/>
+        <w:rPr>
+          <w:rFonts w:hint="eastAsia"/>
+        </w:rPr>
+      </w:pPr>
+      <w:r>
+        <w:rPr>
+          <w:rFonts w:hint="eastAsia"/>
+        </w:rPr>
+        <w:t xml:space="preserve">-3- 예비기사가 </w:t>
+      </w:r>
+      <w:proofErr w:type="spellStart"/>
+      <w:r>
+        <w:rPr>
+          <w:rFonts w:hint="eastAsia"/>
+        </w:rPr>
+        <w:t>배차표생성시</w:t>
+      </w:r>
+      <w:proofErr w:type="spellEnd"/>
+      <w:r>
+        <w:rPr>
+          <w:rFonts w:hint="eastAsia"/>
+        </w:rPr>
+        <w:t xml:space="preserve"> </w:t>
+      </w:r>
+      <w:r>
+        <w:t>자동</w:t>
+      </w:r>
+      <w:r>
+        <w:rPr>
+          <w:rFonts w:hint="eastAsia"/>
+        </w:rPr>
+        <w:t xml:space="preserve"> </w:t>
+      </w:r>
+      <w:r>
+        <w:t>분배되는</w:t>
+      </w:r>
+      <w:r>
+        <w:rPr>
+          <w:rFonts w:hint="eastAsia"/>
+        </w:rPr>
+        <w:t xml:space="preserve"> </w:t>
+      </w:r>
+      <w:r>
+        <w:t>규칙은</w:t>
+      </w:r>
+      <w:r>
+        <w:rPr>
+          <w:rFonts w:hint="eastAsia"/>
+        </w:rPr>
+        <w:t>?</w:t>
+      </w:r>
+    </w:p>
+    <w:p>
+      <w:pPr>
+        <w:ind w:left="400"/>
+        <w:rPr>
+          <w:rFonts w:hint="eastAsia"/>
+        </w:rPr>
+      </w:pPr>
+    </w:p>
+    <w:p>
+      <w:pPr>
+        <w:ind w:left="400"/>
+        <w:rPr>
+          <w:rFonts w:hint="eastAsia"/>
+        </w:rPr>
+      </w:pPr>
+    </w:p>
+    <w:p>
+      <w:pPr>
+        <w:ind w:left="400"/>
+        <w:rPr>
+          <w:rFonts w:hint="eastAsia"/>
+        </w:rPr>
+      </w:pPr>
+      <w:r>
+        <w:rPr>
+          <w:rFonts w:hint="eastAsia"/>
+        </w:rPr>
+        <w:t xml:space="preserve">-4- 각 </w:t>
+      </w:r>
+      <w:proofErr w:type="spellStart"/>
+      <w:r>
+        <w:rPr>
+          <w:rFonts w:hint="eastAsia"/>
+        </w:rPr>
+        <w:t>노선벌</w:t>
+      </w:r>
+      <w:proofErr w:type="spellEnd"/>
+      <w:r>
+        <w:rPr>
+          <w:rFonts w:hint="eastAsia"/>
+        </w:rPr>
+        <w:t xml:space="preserve"> 출발시각에 대한 정보는 어디서 확인하는가?</w:t>
+      </w:r>
     </w:p>
     <w:p>
       <w:pPr>
